--- a/static/downloads/es/docx/layer-4/conflict-resolution-ladder.docx
+++ b/static/downloads/es/docx/layer-4/conflict-resolution-ladder.docx
@@ -87,7 +87,7 @@
         <w:t xml:space="preserve"> </w:t>
       </w:r>
       <w:r>
-        <w:t xml:space="preserve">2026-06-26</w:t>
+        <w:t xml:space="preserve">2026-07-07</w:t>
       </w:r>
     </w:p>
     <w:p>
@@ -431,8 +431,14 @@
     </w:p>
     <w:p>
       <w:pPr>
-        <w:pStyle w:val="BlockText"/>
-      </w:pPr>
+        <w:pStyle w:val="BodyText"/>
+      </w:pPr>
+      <w:r>
+        <w:t xml:space="preserve">&gt;</w:t>
+      </w:r>
+      <w:r>
+        <w:t xml:space="preserve"> </w:t>
+      </w:r>
       <w:r>
         <w:rPr>
           <w:b/>
@@ -440,19 +446,29 @@
         </w:rPr>
         <w:t xml:space="preserve">Justificación — ¿Por qué clasificar los conflictos</w:t>
       </w:r>
-    </w:p>
-    <w:p>
-      <w:pPr>
-        <w:pStyle w:val="BlockText"/>
-      </w:pPr>
-      <w:r>
-        <w:t xml:space="preserve">Sin clases definidas, toda disputa recibe el mismo tratamiento — o peor, un tratamiento diferente según quién esté involucrado. Las clases explícitas establecen desde el inicio el punto de entrada, la ventana de respuesta y la carga de documentación, de modo que los asuntos críticos para la seguridad no puedan canalizarse discretamente a través de una conversación amistosa y las fricciones menores no puedan convertirse en arma mediante una revisión formal.</w:t>
-      </w:r>
-    </w:p>
-    <w:p>
-      <w:pPr>
-        <w:pStyle w:val="BlockText"/>
-      </w:pPr>
+      <w:r>
+        <w:t xml:space="preserve"> </w:t>
+      </w:r>
+      <w:r>
+        <w:t xml:space="preserve">&gt;</w:t>
+      </w:r>
+      <w:r>
+        <w:t xml:space="preserve"> </w:t>
+      </w:r>
+      <w:r>
+        <w:t xml:space="preserve">&gt; Sin clases definidas, toda disputa recibe el mismo tratamiento — o peor, un tratamiento diferente según quién esté involucrado. Las clases explícitas establecen desde el inicio el punto de entrada, la ventana de respuesta y la carga de documentación, de modo que los asuntos críticos para la seguridad no puedan canalizarse discretamente a través de una conversación amistosa y las fricciones menores no puedan convertirse en arma mediante una revisión formal.</w:t>
+      </w:r>
+    </w:p>
+    <w:p>
+      <w:pPr>
+        <w:pStyle w:val="BodyText"/>
+      </w:pPr>
+      <w:r>
+        <w:t xml:space="preserve">&gt;</w:t>
+      </w:r>
+      <w:r>
+        <w:t xml:space="preserve"> </w:t>
+      </w:r>
       <w:r>
         <w:rPr>
           <w:b/>
@@ -460,13 +476,17 @@
         </w:rPr>
         <w:t xml:space="preserve">Instrucciones — Cómo completar esto</w:t>
       </w:r>
-    </w:p>
-    <w:p>
-      <w:pPr>
-        <w:pStyle w:val="BlockText"/>
-      </w:pPr>
-      <w:r>
-        <w:t xml:space="preserve">Para cada clase, define los criterios de entrada, el paso de entrada en la escalera, la ventana de respuesta inicial y la carga de documentación.</w:t>
+      <w:r>
+        <w:t xml:space="preserve"> </w:t>
+      </w:r>
+      <w:r>
+        <w:t xml:space="preserve">&gt;</w:t>
+      </w:r>
+      <w:r>
+        <w:t xml:space="preserve"> </w:t>
+      </w:r>
+      <w:r>
+        <w:t xml:space="preserve">&gt; Para cada clase, define los criterios de entrada, el paso de entrada en la escalera, la ventana de respuesta inicial y la carga de documentación.</w:t>
       </w:r>
     </w:p>
     <w:tbl>
@@ -549,6 +569,13 @@
             <w:pPr>
               <w:pStyle w:val="Compact"/>
             </w:pPr>
+            <w:r>
+              <w:rPr>
+                <w:i/>
+                <w:iCs/>
+              </w:rPr>
+              <w:t xml:space="preserve">&lt;Interpersonal&gt;</w:t>
+            </w:r>
           </w:p>
         </w:tc>
         <w:tc>
@@ -587,6 +614,13 @@
             <w:pPr>
               <w:pStyle w:val="Compact"/>
             </w:pPr>
+            <w:r>
+              <w:rPr>
+                <w:i/>
+                <w:iCs/>
+              </w:rPr>
+              <w:t xml:space="preserve">&lt;ventana&gt;</w:t>
+            </w:r>
           </w:p>
         </w:tc>
         <w:tc>
@@ -612,6 +646,13 @@
             <w:pPr>
               <w:pStyle w:val="Compact"/>
             </w:pPr>
+            <w:r>
+              <w:rPr>
+                <w:i/>
+                <w:iCs/>
+              </w:rPr>
+              <w:t xml:space="preserve">&lt;Basado en roles&gt;</w:t>
+            </w:r>
           </w:p>
         </w:tc>
         <w:tc>
@@ -682,6 +723,13 @@
             <w:pPr>
               <w:pStyle w:val="Compact"/>
             </w:pPr>
+            <w:r>
+              <w:rPr>
+                <w:i/>
+                <w:iCs/>
+              </w:rPr>
+              <w:t xml:space="preserve">&lt;Estructural&gt;</w:t>
+            </w:r>
           </w:p>
         </w:tc>
         <w:tc>
@@ -690,6 +738,13 @@
             <w:pPr>
               <w:pStyle w:val="Compact"/>
             </w:pPr>
+            <w:r>
+              <w:rPr>
+                <w:i/>
+                <w:iCs/>
+              </w:rPr>
+              <w:t xml:space="preserve">&lt;disputa sobre procesos de gobernanza&gt;</w:t>
+            </w:r>
           </w:p>
         </w:tc>
         <w:tc>
@@ -852,6 +907,13 @@
             <w:pPr>
               <w:pStyle w:val="Compact"/>
             </w:pPr>
+            <w:r>
+              <w:rPr>
+                <w:i/>
+                <w:iCs/>
+              </w:rPr>
+              <w:t xml:space="preserve">&lt;omite pasos anteriores&gt;</w:t>
+            </w:r>
           </w:p>
         </w:tc>
         <w:tc>
@@ -860,6 +922,13 @@
             <w:pPr>
               <w:pStyle w:val="Compact"/>
             </w:pPr>
+            <w:r>
+              <w:rPr>
+                <w:i/>
+                <w:iCs/>
+              </w:rPr>
+              <w:t xml:space="preserve">&lt;ventana corta&gt;</w:t>
+            </w:r>
           </w:p>
         </w:tc>
         <w:tc>
@@ -881,10 +950,10 @@
     </w:tbl>
     <w:p>
       <w:pPr>
-        <w:pStyle w:val="BlockText"/>
-      </w:pPr>
-      <w:r>
-        <w:t xml:space="preserve">Los conflictos críticos para la seguridad prevalecen sobre los derechos de participación, la continuidad de roles y la conveniencia operativa.</w:t>
+        <w:pStyle w:val="BodyText"/>
+      </w:pPr>
+      <w:r>
+        <w:t xml:space="preserve">&gt; Los conflictos críticos para la seguridad prevalecen sobre los derechos de participación, la continuidad de roles y la conveniencia operativa.</w:t>
       </w:r>
     </w:p>
     <w:bookmarkEnd w:id="18"/>
@@ -1048,8 +1117,14 @@
     </w:p>
     <w:p>
       <w:pPr>
-        <w:pStyle w:val="BlockText"/>
-      </w:pPr>
+        <w:pStyle w:val="BodyText"/>
+      </w:pPr>
+      <w:r>
+        <w:t xml:space="preserve">&gt;</w:t>
+      </w:r>
+      <w:r>
+        <w:t xml:space="preserve"> </w:t>
+      </w:r>
       <w:r>
         <w:rPr>
           <w:b/>
@@ -1057,19 +1132,29 @@
         </w:rPr>
         <w:t xml:space="preserve">Justificación — ¿Por qué una escalera escalonada en lugar de un proceso único</w:t>
       </w:r>
-    </w:p>
-    <w:p>
-      <w:pPr>
-        <w:pStyle w:val="BlockText"/>
-      </w:pPr>
-      <w:r>
-        <w:t xml:space="preserve">La mayoría de los conflictos son de bajo impacto y se resuelven mejor entre las personas involucradas; forzar todo hacia una revisión formal destruiría la confianza e inundaría el sistema de gobernanza. Una escalera ajusta el peso del proceso al peso de la disputa — primero conversación privada, luego diálogo facilitado, registro escrito solo cuando sea necesario, votación de gobernanza solo cuando todo lo demás falla. También convierte la escalada en un derecho estructural, no en un favor concedido por quien detenta el poder social.</w:t>
-      </w:r>
-    </w:p>
-    <w:p>
-      <w:pPr>
-        <w:pStyle w:val="BlockText"/>
-      </w:pPr>
+      <w:r>
+        <w:t xml:space="preserve"> </w:t>
+      </w:r>
+      <w:r>
+        <w:t xml:space="preserve">&gt;</w:t>
+      </w:r>
+      <w:r>
+        <w:t xml:space="preserve"> </w:t>
+      </w:r>
+      <w:r>
+        <w:t xml:space="preserve">&gt; La mayoría de los conflictos son de bajo impacto y se resuelven mejor entre las personas involucradas; forzar todo hacia una revisión formal destruiría la confianza e inundaría el sistema de gobernanza. Una escalera ajusta el peso del proceso al peso de la disputa — primero conversación privada, luego diálogo facilitado, registro escrito solo cuando sea necesario, votación de gobernanza solo cuando todo lo demás falla. También convierte la escalada en un derecho estructural, no en un favor concedido por quien detenta el poder social.</w:t>
+      </w:r>
+    </w:p>
+    <w:p>
+      <w:pPr>
+        <w:pStyle w:val="BodyText"/>
+      </w:pPr>
+      <w:r>
+        <w:t xml:space="preserve">&gt;</w:t>
+      </w:r>
+      <w:r>
+        <w:t xml:space="preserve"> </w:t>
+      </w:r>
       <w:r>
         <w:rPr>
           <w:b/>
@@ -1077,13 +1162,17 @@
         </w:rPr>
         <w:t xml:space="preserve">Instrucciones — Cómo completar esto</w:t>
       </w:r>
-    </w:p>
-    <w:p>
-      <w:pPr>
-        <w:pStyle w:val="BlockText"/>
-      </w:pPr>
-      <w:r>
-        <w:t xml:space="preserve">Define cada paso de la escalera: quién participa, qué sucede, la ventana temporal y la regla de escalada. Mantén los primeros pasos ligeros y confidenciales; reserva la revisión formal para pasos posteriores.</w:t>
+      <w:r>
+        <w:t xml:space="preserve"> </w:t>
+      </w:r>
+      <w:r>
+        <w:t xml:space="preserve">&gt;</w:t>
+      </w:r>
+      <w:r>
+        <w:t xml:space="preserve"> </w:t>
+      </w:r>
+      <w:r>
+        <w:t xml:space="preserve">&gt; Define cada paso de la escalera: quién participa, qué sucede, la ventana temporal y la regla de escalada. Mantén los primeros pasos ligeros y confidenciales; reserva la revisión formal para pasos posteriores.</w:t>
       </w:r>
     </w:p>
     <w:p>
@@ -1343,8 +1432,14 @@
     </w:p>
     <w:p>
       <w:pPr>
-        <w:pStyle w:val="BlockText"/>
-      </w:pPr>
+        <w:pStyle w:val="BodyText"/>
+      </w:pPr>
+      <w:r>
+        <w:t xml:space="preserve">&gt;</w:t>
+      </w:r>
+      <w:r>
+        <w:t xml:space="preserve"> </w:t>
+      </w:r>
       <w:r>
         <w:rPr>
           <w:b/>
@@ -1352,19 +1447,29 @@
         </w:rPr>
         <w:t xml:space="preserve">Justificación — ¿Qué impide que un proceso sea anulado por el silencio</w:t>
       </w:r>
-    </w:p>
-    <w:p>
-      <w:pPr>
-        <w:pStyle w:val="BlockText"/>
-      </w:pPr>
-      <w:r>
-        <w:t xml:space="preserve">La forma más fácil de derrotar cualquier proceso de rendición de cuentas es ignorarlo. Si la falta de respuesta, el retiro o el punto muerto dejan el asunto congelado, la parte que recibe el daño carga con el costo de la inacción. Reglas explícitas para cada modo de fallo convierten el silencio en un detonante de escalada documentado en lugar de un veto.</w:t>
-      </w:r>
-    </w:p>
-    <w:p>
-      <w:pPr>
-        <w:pStyle w:val="BlockText"/>
-      </w:pPr>
+      <w:r>
+        <w:t xml:space="preserve"> </w:t>
+      </w:r>
+      <w:r>
+        <w:t xml:space="preserve">&gt;</w:t>
+      </w:r>
+      <w:r>
+        <w:t xml:space="preserve"> </w:t>
+      </w:r>
+      <w:r>
+        <w:t xml:space="preserve">&gt; La forma más fácil de derrotar cualquier proceso de rendición de cuentas es ignorarlo. Si la falta de respuesta, el retiro o el punto muerto dejan el asunto congelado, la parte que recibe el daño carga con el costo de la inacción. Reglas explícitas para cada modo de fallo convierten el silencio en un detonante de escalada documentado en lugar de un veto.</w:t>
+      </w:r>
+    </w:p>
+    <w:p>
+      <w:pPr>
+        <w:pStyle w:val="BodyText"/>
+      </w:pPr>
+      <w:r>
+        <w:t xml:space="preserve">&gt;</w:t>
+      </w:r>
+      <w:r>
+        <w:t xml:space="preserve"> </w:t>
+      </w:r>
       <w:r>
         <w:rPr>
           <w:b/>
@@ -1372,18 +1477,22 @@
         </w:rPr>
         <w:t xml:space="preserve">Instrucciones — Cómo completar esto</w:t>
       </w:r>
-    </w:p>
-    <w:p>
-      <w:pPr>
-        <w:pStyle w:val="BlockText"/>
-      </w:pPr>
-      <w:r>
-        <w:t xml:space="preserve">Define cómo se manejan la falta de respuesta, el retiro a mitad del proceso, el punto muerto y el fallo procedimental. Cada uno DEBE tener una ruta de escalada documentada.</w:t>
-      </w:r>
-    </w:p>
-    <w:p>
-      <w:pPr>
-        <w:pStyle w:val="FirstParagraph"/>
+      <w:r>
+        <w:t xml:space="preserve"> </w:t>
+      </w:r>
+      <w:r>
+        <w:t xml:space="preserve">&gt;</w:t>
+      </w:r>
+      <w:r>
+        <w:t xml:space="preserve"> </w:t>
+      </w:r>
+      <w:r>
+        <w:t xml:space="preserve">&gt; Define cómo se manejan la falta de respuesta, el retiro a mitad del proceso, el punto muerto y el fallo procedimental. Cada uno DEBE tener una ruta de escalada documentada.</w:t>
+      </w:r>
+    </w:p>
+    <w:p>
+      <w:pPr>
+        <w:pStyle w:val="BodyText"/>
       </w:pPr>
       <w:r>
         <w:rPr>
@@ -1565,8 +1674,14 @@
     </w:p>
     <w:p>
       <w:pPr>
-        <w:pStyle w:val="BlockText"/>
-      </w:pPr>
+        <w:pStyle w:val="BodyText"/>
+      </w:pPr>
+      <w:r>
+        <w:t xml:space="preserve">&gt;</w:t>
+      </w:r>
+      <w:r>
+        <w:t xml:space="preserve"> </w:t>
+      </w:r>
       <w:r>
         <w:rPr>
           <w:b/>
@@ -1574,19 +1689,29 @@
         </w:rPr>
         <w:t xml:space="preserve">Justificación — ¿Por qué especificar cómo se elige o sustituye al Facilitador</w:t>
       </w:r>
-    </w:p>
-    <w:p>
-      <w:pPr>
-        <w:pStyle w:val="BlockText"/>
-      </w:pPr>
-      <w:r>
-        <w:t xml:space="preserve">Un facilitador que está implicado en el conflicto — o socialmente alineado con una parte — no puede conducir el proceso de manera justa, sin importar cuán buenas sean sus intenciones. Definir las reglas de selección y sustitución de antemano significa que la parte afectada no tiene que luchar por una audiencia neutral mientras ya está bajo estrés.</w:t>
-      </w:r>
-    </w:p>
-    <w:p>
-      <w:pPr>
-        <w:pStyle w:val="BlockText"/>
-      </w:pPr>
+      <w:r>
+        <w:t xml:space="preserve"> </w:t>
+      </w:r>
+      <w:r>
+        <w:t xml:space="preserve">&gt;</w:t>
+      </w:r>
+      <w:r>
+        <w:t xml:space="preserve"> </w:t>
+      </w:r>
+      <w:r>
+        <w:t xml:space="preserve">&gt; Un facilitador que está implicado en el conflicto — o socialmente alineado con una parte — no puede conducir el proceso de manera justa, sin importar cuán buenas sean sus intenciones. Definir las reglas de selección y sustitución de antemano significa que la parte afectada no tiene que luchar por una audiencia neutral mientras ya está bajo estrés.</w:t>
+      </w:r>
+    </w:p>
+    <w:p>
+      <w:pPr>
+        <w:pStyle w:val="BodyText"/>
+      </w:pPr>
+      <w:r>
+        <w:t xml:space="preserve">&gt;</w:t>
+      </w:r>
+      <w:r>
+        <w:t xml:space="preserve"> </w:t>
+      </w:r>
       <w:r>
         <w:rPr>
           <w:b/>
@@ -1594,13 +1719,17 @@
         </w:rPr>
         <w:t xml:space="preserve">Instrucciones — Cómo completar esto</w:t>
       </w:r>
-    </w:p>
-    <w:p>
-      <w:pPr>
-        <w:pStyle w:val="BlockText"/>
-      </w:pPr>
-      <w:r>
-        <w:t xml:space="preserve">Indica el rol de facilitador por defecto, la regla cuando el facilitador es parte del conflicto, el derecho a declinar y cualquier disposición para facilitación externa.</w:t>
+      <w:r>
+        <w:t xml:space="preserve"> </w:t>
+      </w:r>
+      <w:r>
+        <w:t xml:space="preserve">&gt;</w:t>
+      </w:r>
+      <w:r>
+        <w:t xml:space="preserve"> </w:t>
+      </w:r>
+      <w:r>
+        <w:t xml:space="preserve">&gt; Indica el rol de facilitador por defecto, la regla cuando el facilitador es parte del conflicto, el derecho a declinar y cualquier disposición para facilitación externa.</w:t>
       </w:r>
     </w:p>
     <w:p>
@@ -1708,8 +1837,14 @@
     </w:p>
     <w:p>
       <w:pPr>
-        <w:pStyle w:val="BlockText"/>
-      </w:pPr>
+        <w:pStyle w:val="BodyText"/>
+      </w:pPr>
+      <w:r>
+        <w:t xml:space="preserve">&gt;</w:t>
+      </w:r>
+      <w:r>
+        <w:t xml:space="preserve"> </w:t>
+      </w:r>
       <w:r>
         <w:rPr>
           <w:b/>
@@ -1717,19 +1852,29 @@
         </w:rPr>
         <w:t xml:space="preserve">Justificación — ¿Por qué limitar el flujo de información tan estrictamente</w:t>
       </w:r>
-    </w:p>
-    <w:p>
-      <w:pPr>
-        <w:pStyle w:val="BlockText"/>
-      </w:pPr>
-      <w:r>
-        <w:t xml:space="preserve">Los registros de conflictos contienen el material más sensible que posee la comunidad. Las filtraciones, los rumores o la divulgación casual causan daño de segundo orden y disuaden futuras denuncias. Límites explícitos — qué permanece con las partes, qué llega a los Miembros Plenos y cuándo se destruyen los registros — hacen que la confidencialidad sea exigible en lugar de aspiracional.</w:t>
-      </w:r>
-    </w:p>
-    <w:p>
-      <w:pPr>
-        <w:pStyle w:val="BlockText"/>
-      </w:pPr>
+      <w:r>
+        <w:t xml:space="preserve"> </w:t>
+      </w:r>
+      <w:r>
+        <w:t xml:space="preserve">&gt;</w:t>
+      </w:r>
+      <w:r>
+        <w:t xml:space="preserve"> </w:t>
+      </w:r>
+      <w:r>
+        <w:t xml:space="preserve">&gt; Los registros de conflictos contienen el material más sensible que posee la comunidad. Las filtraciones, los rumores o la divulgación casual causan daño de segundo orden y disuaden futuras denuncias. Límites explícitos — qué permanece con las partes, qué llega a los Miembros Plenos y cuándo se destruyen los registros — hacen que la confidencialidad sea exigible en lugar de aspiracional.</w:t>
+      </w:r>
+    </w:p>
+    <w:p>
+      <w:pPr>
+        <w:pStyle w:val="BodyText"/>
+      </w:pPr>
+      <w:r>
+        <w:t xml:space="preserve">&gt;</w:t>
+      </w:r>
+      <w:r>
+        <w:t xml:space="preserve"> </w:t>
+      </w:r>
       <w:r>
         <w:rPr>
           <w:b/>
@@ -1737,13 +1882,17 @@
         </w:rPr>
         <w:t xml:space="preserve">Instrucciones — Cómo completar esto</w:t>
       </w:r>
-    </w:p>
-    <w:p>
-      <w:pPr>
-        <w:pStyle w:val="BlockText"/>
-      </w:pPr>
-      <w:r>
-        <w:t xml:space="preserve">Indica qué pasos son completamente confidenciales, qué información mínima puede divulgarse en el paso de gobernanza, el período de retención y la obligación de no divulgación.</w:t>
+      <w:r>
+        <w:t xml:space="preserve"> </w:t>
+      </w:r>
+      <w:r>
+        <w:t xml:space="preserve">&gt;</w:t>
+      </w:r>
+      <w:r>
+        <w:t xml:space="preserve"> </w:t>
+      </w:r>
+      <w:r>
+        <w:t xml:space="preserve">&gt; Indica qué pasos son completamente confidenciales, qué información mínima puede divulgarse en el paso de gobernanza, el período de retención y la obligación de no divulgación.</w:t>
       </w:r>
     </w:p>
     <w:p>
@@ -1968,8 +2117,14 @@
     </w:p>
     <w:p>
       <w:pPr>
-        <w:pStyle w:val="BlockText"/>
-      </w:pPr>
+        <w:pStyle w:val="BodyText"/>
+      </w:pPr>
+      <w:r>
+        <w:t xml:space="preserve">&gt;</w:t>
+      </w:r>
+      <w:r>
+        <w:t xml:space="preserve"> </w:t>
+      </w:r>
       <w:r>
         <w:rPr>
           <w:b/>
@@ -1977,19 +2132,29 @@
         </w:rPr>
         <w:t xml:space="preserve">Justificación — ¿Por qué existen salvaguardas además de la escalera</w:t>
       </w:r>
-    </w:p>
-    <w:p>
-      <w:pPr>
-        <w:pStyle w:val="BlockText"/>
-      </w:pPr>
-      <w:r>
-        <w:t xml:space="preserve">El proceso por sí solo no protege a la parte con menos poder. Las represalias, las quejas de mala fe, los facilitadores con conflictos de interés y los riesgos de seguridad no revisados pueden neutralizar un procedimiento que de otro modo sería bueno. Las salvaguardas son los mecanismos de respaldo que mantienen la escalera funcional cuando los incentivos empujan en contra de la denuncia honesta.</w:t>
-      </w:r>
-    </w:p>
-    <w:p>
-      <w:pPr>
-        <w:pStyle w:val="BlockText"/>
-      </w:pPr>
+      <w:r>
+        <w:t xml:space="preserve"> </w:t>
+      </w:r>
+      <w:r>
+        <w:t xml:space="preserve">&gt;</w:t>
+      </w:r>
+      <w:r>
+        <w:t xml:space="preserve"> </w:t>
+      </w:r>
+      <w:r>
+        <w:t xml:space="preserve">&gt; El proceso por sí solo no protege a la parte con menos poder. Las represalias, las quejas de mala fe, los facilitadores con conflictos de interés y los riesgos de seguridad no revisados pueden neutralizar un procedimiento que de otro modo sería bueno. Las salvaguardas son los mecanismos de respaldo que mantienen la escalera funcional cuando los incentivos empujan en contra de la denuncia honesta.</w:t>
+      </w:r>
+    </w:p>
+    <w:p>
+      <w:pPr>
+        <w:pStyle w:val="BodyText"/>
+      </w:pPr>
+      <w:r>
+        <w:t xml:space="preserve">&gt;</w:t>
+      </w:r>
+      <w:r>
+        <w:t xml:space="preserve"> </w:t>
+      </w:r>
       <w:r>
         <w:rPr>
           <w:b/>
@@ -1997,13 +2162,17 @@
         </w:rPr>
         <w:t xml:space="preserve">Instrucciones — Cómo completar esto</w:t>
       </w:r>
-    </w:p>
-    <w:p>
-      <w:pPr>
-        <w:pStyle w:val="BlockText"/>
-      </w:pPr>
-      <w:r>
-        <w:t xml:space="preserve">Para cada salvaguarda, establece la regla y la consecuencia cuando se viola. Los casos con diferencial de poder necesitan su propio canal de admisión.</w:t>
+      <w:r>
+        <w:t xml:space="preserve"> </w:t>
+      </w:r>
+      <w:r>
+        <w:t xml:space="preserve">&gt;</w:t>
+      </w:r>
+      <w:r>
+        <w:t xml:space="preserve"> </w:t>
+      </w:r>
+      <w:r>
+        <w:t xml:space="preserve">&gt; Para cada salvaguarda, establece la regla y la consecuencia cuando se viola. Los casos con diferencial de poder necesitan su propio canal de admisión.</w:t>
       </w:r>
     </w:p>
     <w:p>
@@ -2222,6 +2391,9 @@
       </w:r>
       <w:r>
         <w:t xml:space="preserve"> </w:t>
+      </w:r>
+      <w:r>
+        <w:t xml:space="preserve">&lt;AAAA-MM-DD&gt;</w:t>
       </w:r>
     </w:p>
     <w:p>

--- a/static/downloads/es/docx/layer-4/conflict-resolution-ladder.docx
+++ b/static/downloads/es/docx/layer-4/conflict-resolution-ladder.docx
@@ -59,7 +59,7 @@
         <w:t xml:space="preserve">RCOS — Sistema Operativo de Comunidad Regenerativa</w:t>
       </w:r>
     </w:p>
-    <w:bookmarkStart w:id="25" w:name="escalera-de-resolución-de-conflictos"/>
+    <w:bookmarkStart w:id="27" w:name="escalera-de-resolución-de-conflictos"/>
     <w:p>
       <w:pPr>
         <w:pStyle w:val="Heading1"/>
@@ -87,7 +87,7 @@
         <w:t xml:space="preserve"> </w:t>
       </w:r>
       <w:r>
-        <w:t xml:space="preserve">2026-07-07</w:t>
+        <w:t xml:space="preserve">2026-08-31</w:t>
       </w:r>
     </w:p>
     <w:p>
@@ -271,7 +271,7 @@
         </w:pict>
       </w:r>
     </w:p>
-    <w:bookmarkStart w:id="18" w:name="clasificación-de-conflictos"/>
+    <w:bookmarkStart w:id="20" w:name="clasificación-de-conflictos"/>
     <w:p>
       <w:pPr>
         <w:pStyle w:val="Heading2"/>
@@ -426,6 +426,54 @@
             <w:iCs/>
           </w:rPr>
           <w:t xml:space="preserve">6.5.3</w:t>
+        </w:r>
+      </w:hyperlink>
+      <w:r>
+        <w:rPr>
+          <w:i/>
+          <w:iCs/>
+        </w:rPr>
+        <w:t xml:space="preserve">,</w:t>
+      </w:r>
+      <w:r>
+        <w:rPr>
+          <w:i/>
+          <w:iCs/>
+        </w:rPr>
+        <w:t xml:space="preserve"> </w:t>
+      </w:r>
+      <w:hyperlink r:id="rId18">
+        <w:r>
+          <w:rPr>
+            <w:rStyle w:val="Hyperlink"/>
+            <w:i/>
+            <w:iCs/>
+          </w:rPr>
+          <w:t xml:space="preserve">6.6.4</w:t>
+        </w:r>
+      </w:hyperlink>
+      <w:r>
+        <w:rPr>
+          <w:i/>
+          <w:iCs/>
+        </w:rPr>
+        <w:t xml:space="preserve">,</w:t>
+      </w:r>
+      <w:r>
+        <w:rPr>
+          <w:i/>
+          <w:iCs/>
+        </w:rPr>
+        <w:t xml:space="preserve"> </w:t>
+      </w:r>
+      <w:hyperlink r:id="rId19">
+        <w:r>
+          <w:rPr>
+            <w:rStyle w:val="Hyperlink"/>
+            <w:i/>
+            <w:iCs/>
+          </w:rPr>
+          <w:t xml:space="preserve">6.7.1</w:t>
         </w:r>
       </w:hyperlink>
     </w:p>
@@ -956,8 +1004,8 @@
         <w:t xml:space="preserve">&gt; Los conflictos críticos para la seguridad prevalecen sobre los derechos de participación, la continuidad de roles y la conveniencia operativa.</w:t>
       </w:r>
     </w:p>
-    <w:bookmarkEnd w:id="18"/>
-    <w:bookmarkStart w:id="19" w:name="pasos-de-la-escalera-de-resolución"/>
+    <w:bookmarkEnd w:id="20"/>
+    <w:bookmarkStart w:id="21" w:name="pasos-de-la-escalera-de-resolución"/>
     <w:p>
       <w:pPr>
         <w:pStyle w:val="Heading2"/>
@@ -1114,6 +1162,30 @@
           <w:t xml:space="preserve">6.5.3</w:t>
         </w:r>
       </w:hyperlink>
+      <w:r>
+        <w:rPr>
+          <w:i/>
+          <w:iCs/>
+        </w:rPr>
+        <w:t xml:space="preserve">,</w:t>
+      </w:r>
+      <w:r>
+        <w:rPr>
+          <w:i/>
+          <w:iCs/>
+        </w:rPr>
+        <w:t xml:space="preserve"> </w:t>
+      </w:r>
+      <w:hyperlink r:id="rId18">
+        <w:r>
+          <w:rPr>
+            <w:rStyle w:val="Hyperlink"/>
+            <w:i/>
+            <w:iCs/>
+          </w:rPr>
+          <w:t xml:space="preserve">6.6.1</w:t>
+        </w:r>
+      </w:hyperlink>
     </w:p>
     <w:p>
       <w:pPr>
@@ -1367,8 +1439,8 @@
         <w:t xml:space="preserve">&lt;coordinado con el Protocolo de Salida y Separación; período mínimo de bloqueo para re-solicitud.&gt;</w:t>
       </w:r>
     </w:p>
-    <w:bookmarkEnd w:id="19"/>
-    <w:bookmarkStart w:id="20" w:name="falta-de-respuesta-retiro-y-punto-muerto"/>
+    <w:bookmarkEnd w:id="21"/>
+    <w:bookmarkStart w:id="22" w:name="falta-de-respuesta-retiro-y-punto-muerto"/>
     <w:p>
       <w:pPr>
         <w:pStyle w:val="Heading2"/>
@@ -1609,8 +1681,8 @@
         </w:pict>
       </w:r>
     </w:p>
-    <w:bookmarkEnd w:id="20"/>
-    <w:bookmarkStart w:id="21" w:name="selección-y-sustitución-del-facilitador"/>
+    <w:bookmarkEnd w:id="22"/>
+    <w:bookmarkStart w:id="23" w:name="selección-y-sustitución-del-facilitador"/>
     <w:p>
       <w:pPr>
         <w:pStyle w:val="Heading2"/>
@@ -1796,8 +1868,8 @@
         <w:t xml:space="preserve">&lt;Facilitación externa opcional por acuerdo mutuo.&gt;</w:t>
       </w:r>
     </w:p>
-    <w:bookmarkEnd w:id="21"/>
-    <w:bookmarkStart w:id="22" w:name="Xb850a50d3905d2622240a8de1d3d68778978e6f"/>
+    <w:bookmarkEnd w:id="23"/>
+    <w:bookmarkStart w:id="24" w:name="Xb850a50d3905d2622240a8de1d3d68778978e6f"/>
     <w:p>
       <w:pPr>
         <w:pStyle w:val="Heading2"/>
@@ -1980,8 +2052,8 @@
         <w:t xml:space="preserve">&lt;No divulgación: ningún participante puede compartir información sobre el proceso fuera de los participantes definidos sin el consentimiento escrito de todas las partes.&gt;</w:t>
       </w:r>
     </w:p>
-    <w:bookmarkEnd w:id="22"/>
-    <w:bookmarkStart w:id="23" w:name="salvaguardas"/>
+    <w:bookmarkEnd w:id="24"/>
+    <w:bookmarkStart w:id="25" w:name="salvaguardas"/>
     <w:p>
       <w:pPr>
         <w:pStyle w:val="Heading2"/>
@@ -2114,6 +2186,30 @@
           <w:t xml:space="preserve">6.3.5</w:t>
         </w:r>
       </w:hyperlink>
+      <w:r>
+        <w:rPr>
+          <w:i/>
+          <w:iCs/>
+        </w:rPr>
+        <w:t xml:space="preserve">,</w:t>
+      </w:r>
+      <w:r>
+        <w:rPr>
+          <w:i/>
+          <w:iCs/>
+        </w:rPr>
+        <w:t xml:space="preserve"> </w:t>
+      </w:r>
+      <w:hyperlink r:id="rId18">
+        <w:r>
+          <w:rPr>
+            <w:rStyle w:val="Hyperlink"/>
+            <w:i/>
+            <w:iCs/>
+          </w:rPr>
+          <w:t xml:space="preserve">6.6.2</w:t>
+        </w:r>
+      </w:hyperlink>
     </w:p>
     <w:p>
       <w:pPr>
@@ -2364,8 +2460,8 @@
         </w:pict>
       </w:r>
     </w:p>
-    <w:bookmarkEnd w:id="23"/>
-    <w:bookmarkStart w:id="24" w:name="registro-de-ratificación"/>
+    <w:bookmarkEnd w:id="25"/>
+    <w:bookmarkStart w:id="26" w:name="registro-de-ratificación"/>
     <w:p>
       <w:pPr>
         <w:pStyle w:val="Heading2"/>
@@ -2462,8 +2558,8 @@
         <w:t xml:space="preserve">&lt;enlace al registro de decisión&gt;</w:t>
       </w:r>
     </w:p>
-    <w:bookmarkEnd w:id="24"/>
-    <w:bookmarkEnd w:id="25"/>
+    <w:bookmarkEnd w:id="26"/>
+    <w:bookmarkEnd w:id="27"/>
     <w:sectPr>
       <w:footnotePr>
         <w:numRestart w:val="eachSect"/>
